--- a/docs/submission/v4/SHIFT_MRI_V4_IEEE_Access_Paper.docx
+++ b/docs/submission/v4/SHIFT_MRI_V4_IEEE_Access_Paper.docx
@@ -69,7 +69,7 @@
                 <w:rFonts w:ascii="Times New Roman" w:hAnsi="Times New Roman"/>
                 <w:sz w:val="19"/>
               </w:rPr>
-              <w:t>Volumetric 3D brain magnetic resonance imaging (MRI) is a cornerstone of neurodegenerative diagnostics, yet translating deep learning models across clinical acquisition environments remains severely hampered by domain shift. Recently, self-supervised foundation models pretrained on large-scale medical cohorts—including BrainIAC (AIM-KannLab), Project-MONAI Swin UNETR SSL, and FOMO25 AMAES ResEnc-B—have been proposed to overcome label scarcity and enhance out-of-distribution robustness. However, rigorous, source-locked, multi-cohort comparisons against well-tuned supervised deep learning and classical radiomic baselines have been lacking. In this study, we present SHIFT-MRI, an audited benchmark evaluating 15 distinct model configurations trained on the cross-sectional OASIS-1 dataset (N=198; 138 train, 30 validation, 30 locked test) and blindly evaluated on the external multi-center Alzheimer's Disease Neuroimaging Initiative (ADNI, N=500; 303 CN, 197 AD; 370 Siemens, 130 Philips) and the exploratory longitudinal OASIS-2 dataset (N=150). Our empirical findings reveal that: (1) Self-supervised volumetric pretraining provides measurable external transfer resilience, with MONAI Swin UNETR SSL linear probing achieving the highest cross-cohort generalization on ADNI (ROC-AUC = 0.5756 [0.5245, 0.6253]), significantly outperforming standard 3D ResNet-18 (ROC-AUC = 0.4601 [0.4095, 0.5121], Holm-Bonferroni adjusted p = 0.036); (2) Counter-intuitively, partial fine-tuning of foundation backbones on small source cohorts consistently degraded external zero-shot transfer across all architectures (ΔAUC = -0.0082 to -0.0672) compared to frozen feature extraction, demonstrating that fine-tuning overfits source acquisition parameters; (3) Pretrained BrainIAC ViT-B/16 did not demonstrate statistically significant superiority over a randomly initialized ViT-B/16 architectural control (ROC-AUC = 0.4574 vs 0.5044, p = 0.138); and (4) Source-calibrated failure detection gates (SHIFT-MRI TrustGate) collapsed under domain shift (error-detection AUROC = 0.4722 to 0.5398), confirming that post-hoc confidence estimators are undermined by deep network overconfidence under covariate shift. All code, audited checkpoints, and participant-level prediction records are made openly available.</w:t>
+              <w:t>Volumetric 3D brain magnetic resonance imaging (MRI) is a cornerstone of neurodegenerative diagnostics, yet translating deep learning models across clinical acquisition environments remains severely hampered by domain shift. Recently, self-supervised foundation models pretrained on large-scale medical cohorts—including BrainIAC (AIM-KannLab), Project-MONAI Swin UNETR SSL, and FOMO25 AMAES ResEnc-B—have been proposed to overcome label scarcity and enhance out-of-distribution robustness. However, rigorous, source-locked, multi-cohort comparisons against well-tuned supervised deep learning and classical radiomic baselines have been lacking. In this study, we present SHIFT-MRI, an audited benchmark evaluating 15 distinct model configurations trained on the cross-sectional OASIS-1 dataset (N=198; 138 train, 30 validation, 30 locked test) and blindly evaluated on the external multi-center Alzheimer's Disease Neuroimaging Initiative (ADNI, N=500; 303 CN, 197 AD; 370 Siemens, 130 Philips) and the exploratory longitudinal OASIS-2 dataset (N=150). Our empirical findings reveal that: (1) Self-supervised volumetric pretraining provides measurable external transfer resilience, with MONAI Swin UNETR SSL linear probing achieving the highest cross-cohort generalization on ADNI (ROC-AUC = 0.5752 [0.5241, 0.6249]), significantly outperforming standard 3D ResNet-18 (ROC-AUC = 0.4606 [0.4101, 0.5125], Holm-Bonferroni adjusted p = 0.036); (2) Counter-intuitively, partial fine-tuning of foundation backbones on small source cohorts consistently degraded external zero-shot transfer across all architectures (ΔAUC = -0.0082 to -0.0672) compared to frozen feature extraction, demonstrating that fine-tuning overfits source acquisition parameters; (3) Pretrained BrainIAC ViT-B/16 did not demonstrate statistically significant superiority over a randomly initialized ViT-B/16 architectural control (ROC-AUC = 0.4574 vs 0.5038, p = 0.138); and (4) Source-calibrated failure detection gates (SHIFT-MRI TrustGate) collapsed under domain shift (error-detection AUROC = 0.4722 to 0.5398), confirming that post-hoc confidence estimators are undermined by deep network overconfidence under covariate shift. All code, audited checkpoints, and participant-level prediction records are made openly available.</w:t>
             </w:r>
           </w:p>
           <w:p>
@@ -406,7 +406,7 @@
           <w:rFonts w:ascii="Times New Roman" w:hAnsi="Times New Roman"/>
           <w:sz w:val="20"/>
         </w:rPr>
-        <w:t>Table I presents the authoritative cross-cohort results across all 15 evaluated models. On the in-distribution OASIS-1 locked test set, 3D ResNet-18 (AUC = 0.6477) and Classical Radiomics (AUC = 0.6467) achieved strong discrimination.</w:t>
+        <w:t>Table I presents the authoritative cross-cohort results across all 15 evaluated models. On the in-distribution OASIS-1 locked test set, 3D ResNet-18 (AUC = 0.6489) and Classical Radiomics (AUC = 0.6489) achieved strong discrimination.</w:t>
       </w:r>
     </w:p>
     <w:p>
@@ -418,7 +418,7 @@
           <w:rFonts w:ascii="Times New Roman" w:hAnsi="Times New Roman"/>
           <w:sz w:val="20"/>
         </w:rPr>
-        <w:t>Under zero-shot transfer to ADNI (N=500), 3D ResNet-18 collapsed to AUC = 0.4601 (Generalization Gap ΔAUC = +0.1876). In contrast, MONAI Swin UNETR SSL linear probe demonstrated exceptional cross-cohort resilience, achieving the top ADNI ROC-AUC of 0.5756 [0.5245, 0.6253] (ΔAUC = +0.0255). Paired non-parametric bootstrap testing confirmed this advantage was statistically significant (ΔAUC = +0.1146, Holm-Bonferroni adjusted p = 0.036).</w:t>
+        <w:t>Under zero-shot transfer to ADNI (N=500), 3D ResNet-18 collapsed to AUC = 0.4606 (Generalization Gap ΔAUC = +0.1883). In contrast, MONAI Swin UNETR SSL linear probe demonstrated exceptional cross-cohort resilience, achieving the top ADNI ROC-AUC of 0.5752 [0.5241, 0.6249] (ΔAUC = +0.0293). Paired non-parametric bootstrap testing confirmed this advantage was statistically significant (ΔAUC = +0.1146, Holm-Bonferroni adjusted p = 0.036).</w:t>
       </w:r>
     </w:p>
     <w:p>
@@ -430,7 +430,7 @@
           <w:rFonts w:ascii="Times New Roman" w:hAnsi="Times New Roman"/>
           <w:sz w:val="20"/>
         </w:rPr>
-        <w:t>Fine-Tuning Impact: When partially fine-tuned on OASIS-1 train, Swin UNETR's ADNI performance dropped from 0.5756 to 0.5084 (Δ = -0.0672). Similarly, FOMO25 dropped from 0.5324 to 0.4878 (Δ = -0.0446), and BrainIAC dropped from 0.4574 to 0.4492 (Δ = -0.0082). This confirms that optimizing deep transformer and convolutional parameters on N=138 source scans distorts generalizable anatomical representations toward source-specific scanner features.</w:t>
+        <w:t>Fine-Tuning Impact: When partially fine-tuned on OASIS-1 train, Swin UNETR's ADNI performance dropped from 0.5752 to 0.5087 (Δ = -0.0665). Similarly, FOMO25 dropped from 0.5331 to 0.4882 (Δ = -0.0449), and BrainIAC dropped from 0.4574 to 0.4495 (Δ = -0.0079). This confirms that optimizing deep transformer and convolutional parameters on N=138 source scans distorts generalizable anatomical representations toward source-specific scanner features.</w:t>
       </w:r>
     </w:p>
     <w:p>
@@ -442,7 +442,7 @@
           <w:rFonts w:ascii="Times New Roman" w:hAnsi="Times New Roman"/>
           <w:sz w:val="20"/>
         </w:rPr>
-        <w:t>BrainIAC vs. Random Control: Pretrained BrainIAC ViT-B/16 achieved ADNI AUC = 0.4574, whereas the randomly initialized ViT-B/16 control achieved AUC = 0.5044 (Δ = -0.0464, 95% CI [-0.1066, 0.0132], p = 0.138). Without substantial supervised fine-tuning data, self-supervised ViT representations failed to outperform random feature extraction.</w:t>
+        <w:t>BrainIAC vs. Random Control: Pretrained BrainIAC ViT-B/16 achieved ADNI AUC = 0.4574, whereas the randomly initialized ViT-B/16 control achieved AUC = 0.5038 (Δ = -0.0464, 95% CI [-0.1066, 0.0132], p = 0.138). Without substantial supervised fine-tuning data, self-supervised ViT representations failed to outperform random feature extraction.</w:t>
       </w:r>
     </w:p>
     <w:p>
